--- a/灾害应急案例AI萃取助手 项目计划书.docx
+++ b/灾害应急案例AI萃取助手 项目计划书.docx
@@ -46,22 +46,7 @@
           <w:rFonts w:eastAsia="等线" w:ascii="Arial" w:cs="Arial" w:hAnsi="Arial"/>
           <w:sz w:val="22"/>
         </w:rPr>
-        <w:t>本项目为</w:t>
-      </w:r>
-      <w:r>
-        <w:rPr>
-          <w:rFonts w:eastAsia="等线" w:ascii="Arial" w:cs="Arial" w:hAnsi="Arial"/>
-          <w:b w:val="true"/>
-          <w:sz w:val="22"/>
-        </w:rPr>
-        <w:t>灾害应急案例AI萃取助手</w:t>
-      </w:r>
-      <w:r>
-        <w:rPr>
-          <w:rFonts w:eastAsia="等线" w:ascii="Arial" w:cs="Arial" w:hAnsi="Arial"/>
-          <w:sz w:val="22"/>
-        </w:rPr>
-        <w:t>，依托知乎黑客松官方开放的搜索API、知乎知识API，聚焦应急管理、灾害风险复盘专业场景，针对知乎平台海量灾害事故、应急处置相关UGC问答内容，实现轻量化智能萃取与结构化整理。用户输入灾害相关关键词后，系统可自动检索知乎优质内容，通过AI能力提炼标准化案例信息，生成可复用、可复制的结构化知识卡片，解决应急案例学习零散、复盘效率低的痛点，为应急专业学习者、基层从业者提供便捷的案例复盘工具。本项目为单人独立开发，主打轻量化、高适配、场景垂直化，完全契合本次黑客松「AI赋能社区内容创新」的核心主题。</w:t>
+        <w:t>本项目为灾害应急案例AI萃取助手，依托知乎黑客松官方开放的搜索API与直答Agent API，聚焦应急管理、灾害风险复盘专业场景，针对知乎平台海量灾害事故、应急处置相关UGC问答内容，实现四层智能萃取与结构化整理。用户输入灾害相关关键词后，系统自动检索知乎优质内容，经「智能检索→案例萃取→案例分析→AI综合复盘」四层链路，提炼标准化案例信息，生成可溯源、可复制的应急案例知识卡片。</w:t>
       </w:r>
     </w:p>
     <w:p>
@@ -140,7 +125,7 @@
           <w:b w:val="true"/>
           <w:sz w:val="32"/>
         </w:rPr>
-        <w:t>三、核心产品功能（极简MVP，仅保留3项核心能力）</w:t>
+        <w:t>三、核心产品功能（四层完整产品链路）</w:t>
       </w:r>
       <w:bookmarkEnd w:id="2"/>
     </w:p>
@@ -155,82 +140,58 @@
           <w:rFonts w:eastAsia="等线" w:ascii="Arial" w:cs="Arial" w:hAnsi="Arial"/>
           <w:sz w:val="22"/>
         </w:rPr>
-        <w:t>本项目遵循轻量化开发原则，砍掉所有冗余功能，聚焦核心业务链路，适配48小时单人极限开发场景，核心功能如下：</w:t>
-      </w:r>
-    </w:p>
-    <w:p>
-      <w:pPr>
-        <w:numPr>
-          <w:numId w:val="1"/>
-        </w:numPr>
-        <w:spacing w:before="120" w:after="120" w:line="288" w:lineRule="auto"/>
-        <w:ind w:left="0"/>
-        <w:jc w:val="left"/>
-      </w:pPr>
-      <w:r>
-        <w:rPr>
-          <w:rFonts w:eastAsia="等线" w:ascii="Arial" w:cs="Arial" w:hAnsi="Arial"/>
-          <w:b w:val="true"/>
-          <w:sz w:val="22"/>
-        </w:rPr>
-        <w:t>关键词智能检索</w:t>
-      </w:r>
-      <w:r>
-        <w:rPr>
-          <w:rFonts w:eastAsia="等线" w:ascii="Arial" w:cs="Arial" w:hAnsi="Arial"/>
-          <w:sz w:val="22"/>
-        </w:rPr>
-        <w:t>：用户自主输入灾害、应急相关关键词（台风灾害、矿山事故、城市内涝、地质灾害等），系统调用知乎官方搜索API，精准检索平台内相关问答、文章内容，筛选优质有效素材，为后续信息萃取提供数据支撑。</w:t>
-      </w:r>
-    </w:p>
-    <w:p>
-      <w:pPr>
-        <w:numPr>
-          <w:numId w:val="2"/>
-        </w:numPr>
-        <w:spacing w:before="120" w:after="120" w:line="288" w:lineRule="auto"/>
-        <w:ind w:left="0"/>
-        <w:jc w:val="left"/>
-      </w:pPr>
-      <w:r>
-        <w:rPr>
-          <w:rFonts w:eastAsia="等线" w:ascii="Arial" w:cs="Arial" w:hAnsi="Arial"/>
-          <w:b w:val="true"/>
-          <w:sz w:val="22"/>
-        </w:rPr>
-        <w:t>AI结构化信息萃取</w:t>
-      </w:r>
-      <w:r>
-        <w:rPr>
-          <w:rFonts w:eastAsia="等线" w:ascii="Arial" w:cs="Arial" w:hAnsi="Arial"/>
-          <w:sz w:val="22"/>
-        </w:rPr>
-        <w:t>：基于检索获取的知乎原文内容，通过大模型智能提炼核心信息，严格按照四大固定维度标准化拆解内容，分别为：事件概况、风险因素、应急处置措施、经验教训，杜绝无效冗余信息，规避AI编造内容问题。</w:t>
-      </w:r>
-    </w:p>
-    <w:p>
-      <w:pPr>
-        <w:numPr>
-          <w:numId w:val="3"/>
-        </w:numPr>
-        <w:spacing w:before="120" w:after="120" w:line="288" w:lineRule="auto"/>
-        <w:ind w:left="0"/>
-        <w:jc w:val="left"/>
-      </w:pPr>
-      <w:r>
-        <w:rPr>
-          <w:rFonts w:eastAsia="等线" w:ascii="Arial" w:cs="Arial" w:hAnsi="Arial"/>
-          <w:b w:val="true"/>
-          <w:sz w:val="22"/>
-        </w:rPr>
-        <w:t>标准化知识卡片输出</w:t>
-      </w:r>
-      <w:r>
-        <w:rPr>
-          <w:rFonts w:eastAsia="等线" w:ascii="Arial" w:cs="Arial" w:hAnsi="Arial"/>
-          <w:sz w:val="22"/>
-        </w:rPr>
-        <w:t>：将AI萃取的结构化信息，以简洁清晰的网页Markdown卡片形式展示，支持用户直接复制使用，同时附带知乎原文来源链接，保障内容可溯源、可核验，适配日常案例学习、风险复盘、课程研究等场景。</w:t>
+        <w:t>本项目构建完整的四层产品链路：「智能检索 → 案例萃取 → 案例分析 → AI综合复盘」。四层递进，从社区素材获取到专业知识沉淀形成闭环，覆盖应急案例学习的完整流程，核心功能如下：</w:t>
+      </w:r>
+    </w:p>
+    <w:p>
+      <w:pPr>
+        <w:spacing w:before="120" w:after="120" w:line="288" w:lineRule="auto"/>
+        <w:ind w:left="0"/>
+        <w:jc w:val="left"/>
+      </w:pPr>
+      <w:r>
+        <w:rPr>
+          <w:rFonts w:eastAsia="等线" w:ascii="Arial" w:cs="Arial" w:hAnsi="Arial"/>
+          <w:b w:val="true"/>
+          <w:sz w:val="22"/>
+        </w:rPr>
+        <w:t>1. 第一层 · 智能检索：用户输入灾害、应急相关关键词（台风灾害、矿山事故、城市内涝、地质灾害等），系统调用知乎官方搜索API精准检索平台内相关问答与文章，依据相关性分数、权威度等级、点赞评论数等信号筛选优质素材，并内置热门案例一键快捷检索（城市内涝/台风/矿山事故/地质灾害），为后续萃取提供数据支撑。</w:t>
+      </w:r>
+    </w:p>
+    <w:p>
+      <w:pPr>
+        <w:spacing w:before="120" w:after="120" w:line="288" w:lineRule="auto"/>
+        <w:ind w:left="0"/>
+        <w:jc w:val="left"/>
+      </w:pPr>
+      <w:r>
+        <w:rPr>
+          <w:rFonts w:eastAsia="等线" w:ascii="Arial" w:cs="Arial" w:hAnsi="Arial"/>
+          <w:b w:val="true"/>
+          <w:sz w:val="22"/>
+        </w:rPr>
+        <w:t>2. 第二层 · 案例萃取：基于检索返回的知乎原文内容，通过大模型严格按四大固定维度标准化拆解——事件概况、风险因素、应急处置措施、经验教训。每条萃取结论强制附带原文证据片段，原文未提及内容统一标注「⚠️ 原文未提及」，从机制上杜绝AI编造与幻觉问题，保障输出可溯源、可核验。</w:t>
+      </w:r>
+    </w:p>
+    <w:p>
+      <w:pPr>
+        <w:spacing w:before="120" w:after="120" w:line="288" w:lineRule="auto"/>
+        <w:ind w:left="0"/>
+        <w:jc w:val="left"/>
+      </w:pPr>
+      <w:r>
+        <w:rPr>
+          <w:rFonts w:eastAsia="等线" w:ascii="Arial" w:cs="Arial" w:hAnsi="Arial"/>
+          <w:b w:val="true"/>
+          <w:sz w:val="22"/>
+        </w:rPr>
+        <w:t>3. 第三层 · 案例分析：对萃取结果做深度加工——处置措施风险高亮标注、事件处置时间线梳理（预警→发生→响应→处置→复盘）、多案例横向对比与共性风险汇总，帮助使用者快速定位关键信息与处置规律。</w:t>
+      </w:r>
+    </w:p>
+    <w:p>
+      <w:pPr/>
+      <w:r>
+        <w:t>4. 第四层 · AI综合复盘：生成标准化应急案例知识卡片与结构化复盘报告，支持基于案例的AI追问深入（如「若水位再上涨应如何调整响应」「同类灾害还有哪些共性问题」），将单次萃取沉淀为可复用、可学习的专业知识资产，适配案例学习、风险复盘、课程研究等场景。</w:t>
       </w:r>
     </w:p>
     <w:p>
@@ -296,7 +257,7 @@
           <w:rFonts w:eastAsia="等线" w:ascii="Arial" w:cs="Arial" w:hAnsi="Arial"/>
           <w:sz w:val="22"/>
         </w:rPr>
-        <w:t>数据支撑：知乎黑客松官方开放API（知乎搜索API、知乎知识API）</w:t>
+        <w:t>数据支撑：知乎黑客松官方开放API（知乎搜索API、直答Agent API）</w:t>
       </w:r>
     </w:p>
     <w:p>
@@ -342,7 +303,7 @@
           <w:b w:val="true"/>
           <w:sz w:val="30"/>
         </w:rPr>
-        <w:t>2. 核心业务流程</w:t>
+        <w:t>2. 核心业务流程（四层闭环）</w:t>
       </w:r>
       <w:bookmarkEnd w:id="5"/>
     </w:p>
@@ -357,63 +318,49 @@
           <w:rFonts w:eastAsia="等线" w:ascii="Arial" w:cs="Arial" w:hAnsi="Arial"/>
           <w:sz w:val="22"/>
         </w:rPr>
-        <w:t>第一步：用户在网页端输入灾害/应急相关关键词，触发检索指令；</w:t>
-      </w:r>
-    </w:p>
-    <w:p>
-      <w:pPr>
-        <w:spacing w:before="120" w:after="120" w:line="288" w:lineRule="auto"/>
-        <w:ind w:left="0"/>
-        <w:jc w:val="left"/>
-      </w:pPr>
-      <w:r>
-        <w:rPr>
-          <w:rFonts w:eastAsia="等线" w:ascii="Arial" w:cs="Arial" w:hAnsi="Arial"/>
-          <w:sz w:val="22"/>
-        </w:rPr>
-        <w:t>第二步：系统调用知乎搜索API，获取相关文章、问答的基础信息与内容片段；</w:t>
-      </w:r>
-    </w:p>
-    <w:p>
-      <w:pPr>
-        <w:spacing w:before="120" w:after="120" w:line="288" w:lineRule="auto"/>
-        <w:ind w:left="0"/>
-        <w:jc w:val="left"/>
-      </w:pPr>
-      <w:r>
-        <w:rPr>
-          <w:rFonts w:eastAsia="等线" w:ascii="Arial" w:cs="Arial" w:hAnsi="Arial"/>
-          <w:sz w:val="22"/>
-        </w:rPr>
-        <w:t>第三步：通过知乎知识API拉取优质内容原文，作为AI萃取的原始素材；</w:t>
-      </w:r>
-    </w:p>
-    <w:p>
-      <w:pPr>
-        <w:spacing w:before="120" w:after="120" w:line="288" w:lineRule="auto"/>
-        <w:ind w:left="0"/>
-        <w:jc w:val="left"/>
-      </w:pPr>
-      <w:r>
-        <w:rPr>
-          <w:rFonts w:eastAsia="等线" w:ascii="Arial" w:cs="Arial" w:hAnsi="Arial"/>
-          <w:sz w:val="22"/>
-        </w:rPr>
-        <w:t>第四步：大模型依据定制化提示词，严格基于原文萃取四大维度核心信息，过滤冗余、无效内容；</w:t>
-      </w:r>
-    </w:p>
-    <w:p>
-      <w:pPr>
-        <w:spacing w:before="120" w:after="120" w:line="288" w:lineRule="auto"/>
-        <w:ind w:left="0"/>
-        <w:jc w:val="left"/>
-      </w:pPr>
-      <w:r>
-        <w:rPr>
-          <w:rFonts w:eastAsia="等线" w:ascii="Arial" w:cs="Arial" w:hAnsi="Arial"/>
-          <w:sz w:val="22"/>
-        </w:rPr>
-        <w:t>第五步：网页端生成结构化知识卡片，展示标准化案例内容与原文溯源链接，完成全流程闭环。</w:t>
+        <w:t>第一步（智能检索）：用户在网页端输入灾害/应急关键词，或点击热门案例快捷按钮，系统调用知乎搜索API，依据相关性分数、权威度等级、点赞评论数等信号筛选优质内容；</w:t>
+      </w:r>
+    </w:p>
+    <w:p>
+      <w:pPr>
+        <w:spacing w:before="120" w:after="120" w:line="288" w:lineRule="auto"/>
+        <w:ind w:left="0"/>
+        <w:jc w:val="left"/>
+      </w:pPr>
+      <w:r>
+        <w:rPr>
+          <w:rFonts w:eastAsia="等线" w:ascii="Arial" w:cs="Arial" w:hAnsi="Arial"/>
+          <w:sz w:val="22"/>
+        </w:rPr>
+        <w:t>第二步（案例萃取）：直接以搜索返回的知乎原文正文为素材，大模型依据定制化提示词，严格按事件概况、风险因素、应急处置措施、经验教训四大维度萃取，每条结论附原文证据片段，未提及内容标注「原文未提及」；</w:t>
+      </w:r>
+    </w:p>
+    <w:p>
+      <w:pPr>
+        <w:spacing w:before="120" w:after="120" w:line="288" w:lineRule="auto"/>
+        <w:ind w:left="0"/>
+        <w:jc w:val="left"/>
+      </w:pPr>
+      <w:r>
+        <w:rPr>
+          <w:rFonts w:eastAsia="等线" w:ascii="Arial" w:cs="Arial" w:hAnsi="Arial"/>
+          <w:sz w:val="22"/>
+        </w:rPr>
+        <w:t>第三步（案例分析）：对萃取结果进行风险高亮、处置时间线梳理、多案例横向对比与共性汇总；</w:t>
+      </w:r>
+    </w:p>
+    <w:p>
+      <w:pPr>
+        <w:spacing w:before="120" w:after="120" w:line="288" w:lineRule="auto"/>
+        <w:ind w:left="0"/>
+        <w:jc w:val="left"/>
+      </w:pPr>
+      <w:r>
+        <w:rPr>
+          <w:rFonts w:eastAsia="等线" w:ascii="Arial" w:cs="Arial" w:hAnsi="Arial"/>
+          <w:sz w:val="22"/>
+        </w:rPr>
+        <w:t>第四步（AI综合复盘）：网页端生成标准化知识卡片与结构化复盘报告，支持基于案例的AI追问深入，完成「素材→知识→复盘」全流程闭环。</w:t>
       </w:r>
     </w:p>
     <w:p>
@@ -608,14 +555,7 @@
           <w:b w:val="true"/>
           <w:sz w:val="22"/>
         </w:rPr>
-        <w:t>轻量化高效落地创新</w:t>
-      </w:r>
-      <w:r>
-        <w:rPr>
-          <w:rFonts w:eastAsia="等线" w:ascii="Arial" w:cs="Arial" w:hAnsi="Arial"/>
-          <w:sz w:val="22"/>
-        </w:rPr>
-        <w:t>：摒弃复杂功能堆砌，以最小可行产品为核心，单人48小时可完整落地，流程简洁、体验流畅，同时保留内容溯源能力，兼顾实用性与专业性。</w:t>
+        <w:t>轻量化高效落地创新：以完整四层产品链路为核心，单人48小时可完整落地，流程简洁、体验流畅，同时保留内容溯源与防幻觉能力，兼顾实用性与专业性。</w:t>
       </w:r>
     </w:p>
     <w:p>
@@ -700,7 +640,7 @@
           <w:rFonts w:eastAsia="等线" w:ascii="Arial" w:cs="Arial" w:hAnsi="Arial"/>
           <w:sz w:val="22"/>
         </w:rPr>
-        <w:t>后续可迭代增加案例标签分类、多案例对比分析、重点风险高亮提示等功能；优化AI萃取算法，进一步降低信息偏差；拓展批量检索、案例导出等实用能力，打造更完善的应急知识复盘工具。</w:t>
+        <w:t>后续可迭代增加案例标签分类、批量检索与案例导出、历史案例库沉淀、一键生成学习路径、可视化知识图谱等功能；进一步优化AI萃取算法，降低信息偏差，打造更完善的应急知识复盘工具。</w:t>
       </w:r>
     </w:p>
     <w:p>
@@ -734,36 +674,22 @@
           <w:b w:val="true"/>
           <w:sz w:val="22"/>
         </w:rPr>
-        <w:t>必交交付物</w:t>
-      </w:r>
-      <w:r>
-        <w:rPr>
-          <w:rFonts w:eastAsia="等线" w:ascii="Arial" w:cs="Arial" w:hAnsi="Arial"/>
-          <w:sz w:val="22"/>
-        </w:rPr>
-        <w:t>：1. Streamlit Cloud在线可交互Demo公网链接；2. 完整项目计划书PDF文档</w:t>
-      </w:r>
-    </w:p>
-    <w:p>
-      <w:pPr>
-        <w:spacing w:before="120" w:after="120" w:line="288" w:lineRule="auto"/>
-        <w:ind w:left="0"/>
-        <w:jc w:val="left"/>
-      </w:pPr>
-      <w:r>
-        <w:rPr>
-          <w:rFonts w:eastAsia="等线" w:ascii="Arial" w:cs="Arial" w:hAnsi="Arial"/>
-          <w:b w:val="true"/>
-          <w:sz w:val="22"/>
-        </w:rPr>
-        <w:t>加分可选交付物</w:t>
-      </w:r>
-      <w:r>
-        <w:rPr>
-          <w:rFonts w:eastAsia="等线" w:ascii="Arial" w:cs="Arial" w:hAnsi="Arial"/>
-          <w:sz w:val="22"/>
-        </w:rPr>
-        <w:t>：1. 项目开源代码仓库链接；2. 1分钟Demo功能演示录屏视频</w:t>
+        <w:t>必交交付物：1. Streamlit Cloud公网可交互Demo（已部署上线：https://zhihu-disaster-case-extractor-gu9vckhay8v3g4ydnpmkykz.streamlit.app ）；2. 项目计划书PDF文档</w:t>
+      </w:r>
+    </w:p>
+    <w:p>
+      <w:pPr>
+        <w:spacing w:before="120" w:after="120" w:line="288" w:lineRule="auto"/>
+        <w:ind w:left="0"/>
+        <w:jc w:val="left"/>
+      </w:pPr>
+      <w:r>
+        <w:rPr>
+          <w:rFonts w:eastAsia="等线" w:ascii="Arial" w:cs="Arial" w:hAnsi="Arial"/>
+          <w:b w:val="true"/>
+          <w:sz w:val="22"/>
+        </w:rPr>
+        <w:t>加分可选交付物：1. 项目开源代码仓库（已推送：https://github.com/Hamis-li/zhihu-disaster-case-extractor ）；2. Demo功能演示录屏视频（可选）</w:t>
       </w:r>
     </w:p>
     <w:p>
@@ -824,21 +750,21 @@
           <w:rFonts w:eastAsia="等线" w:ascii="Arial" w:cs="Arial" w:hAnsi="Arial"/>
           <w:sz w:val="22"/>
         </w:rPr>
-        <w:t>3. 点击萃取按钮，系统自动完成知乎内容检索、AI结构化萃取全流程；</w:t>
-      </w:r>
-    </w:p>
-    <w:p>
-      <w:pPr>
-        <w:spacing w:before="120" w:after="120" w:line="288" w:lineRule="auto"/>
-        <w:ind w:left="0"/>
-        <w:jc w:val="left"/>
-      </w:pPr>
-      <w:r>
-        <w:rPr>
-          <w:rFonts w:eastAsia="等线" w:ascii="Arial" w:cs="Arial" w:hAnsi="Arial"/>
-          <w:sz w:val="22"/>
-        </w:rPr>
-        <w:t>4. 页面自动展示标准化应急案例知识卡片，包含四大核心维度内容，同时展示知乎原文溯源链接；</w:t>
+        <w:t>3. 点击「检索」按钮，系统自动完成知乎内容检索与AI结构化萃取，展示四维萃取结果与原文证据片段；</w:t>
+      </w:r>
+    </w:p>
+    <w:p>
+      <w:pPr>
+        <w:spacing w:before="120" w:after="120" w:line="288" w:lineRule="auto"/>
+        <w:ind w:left="0"/>
+        <w:jc w:val="left"/>
+      </w:pPr>
+      <w:r>
+        <w:rPr>
+          <w:rFonts w:eastAsia="等线" w:ascii="Arial" w:cs="Arial" w:hAnsi="Arial"/>
+          <w:sz w:val="22"/>
+        </w:rPr>
+        <w:t>4. 在「案例分析」层查看风险高亮、处置时间线与多案例对比；在「AI综合复盘」层生成知识卡片、结构化复盘报告，并可基于案例进行追问深入；</w:t>
       </w:r>
     </w:p>
     <w:p>

--- a/灾害应急案例AI萃取助手 项目计划书.docx
+++ b/灾害应急案例AI萃取助手 项目计划书.docx
@@ -1442,7 +1442,7 @@
           <w:rFonts w:ascii="Arial" w:eastAsia="等线" w:hAnsi="Arial" w:cs="Arial"/>
           <w:b/>
         </w:rPr>
-        <w:t xml:space="preserve">https://zhihu-disaster-case-extractor-gu9vckhay8v3g4ydnpmkykz.streamlit.app </w:t>
+        <w:t xml:space="preserve">https://zhihu-disaster-case-extractor-kqojwnlr7fdrzhesgew7ma.streamlit.app </w:t>
       </w:r>
       <w:r>
         <w:rPr>
